--- a/docs/task/Ai Autonomous Trading System Reference Implementation Skeleton.docx
+++ b/docs/task/Ai Autonomous Trading System Reference Implementation Skeleton.docx
@@ -22,6 +22,18 @@
       </w:r>
     </w:p>
     <w:p>
+      <w:pPr/>
+      <w:r>
+        <w:t>This reference implementation skeleton should be read as the starting point for an AI-assisted trading system whose primary mission is to compound capital for AI's long-term autonomous development through stable, risk-adjusted, reproducible profitability.</w:t>
+      </w:r>
+    </w:p>
+    <w:p>
+      <w:pPr/>
+      <w:r>
+        <w:t>Every module boundary in the skeleton should eventually be refined in service of that goal: profitable execution, disciplined risk control, reliable recovery, and auditable evidence of real net returns.</w:t>
+      </w:r>
+    </w:p>
+    <w:p>
       <w:r>
         <w:pict>
           <v:rect style="width:0;height:1.5pt" o:hralign="center" o:hrstd="t" o:hr="t"/>
@@ -998,580 +1010,53 @@
         <w:pStyle w:val="SourceCode"/>
       </w:pPr>
       <w:r>
-        <w:rPr>
-          <w:rStyle w:val="KeywordTok"/>
-        </w:rPr>
-        <w:t xml:space="preserve">[build-system]</w:t>
-      </w:r>
-      <w:r>
-        <w:br/>
-      </w:r>
-      <w:r>
-        <w:rPr>
-          <w:rStyle w:val="DataTypeTok"/>
-        </w:rPr>
-        <w:t xml:space="preserve">requires</w:t>
-      </w:r>
-      <w:r>
-        <w:rPr>
-          <w:rStyle w:val="NormalTok"/>
-        </w:rPr>
-        <w:t xml:space="preserve"> </w:t>
-      </w:r>
-      <w:r>
-        <w:rPr>
-          <w:rStyle w:val="OperatorTok"/>
-        </w:rPr>
-        <w:t xml:space="preserve">=</w:t>
-      </w:r>
-      <w:r>
-        <w:rPr>
-          <w:rStyle w:val="NormalTok"/>
-        </w:rPr>
-        <w:t xml:space="preserve"> </w:t>
-      </w:r>
-      <w:r>
-        <w:rPr>
-          <w:rStyle w:val="OperatorTok"/>
-        </w:rPr>
-        <w:t xml:space="preserve">[</w:t>
-      </w:r>
-      <w:r>
-        <w:rPr>
-          <w:rStyle w:val="StringTok"/>
-        </w:rPr>
-        <w:t xml:space="preserve">"setuptools&gt;=68"</w:t>
-      </w:r>
-      <w:r>
-        <w:rPr>
-          <w:rStyle w:val="OperatorTok"/>
-        </w:rPr>
-        <w:t xml:space="preserve">,</w:t>
-      </w:r>
-      <w:r>
-        <w:rPr>
-          <w:rStyle w:val="NormalTok"/>
-        </w:rPr>
-        <w:t xml:space="preserve"> </w:t>
-      </w:r>
-      <w:r>
-        <w:rPr>
-          <w:rStyle w:val="StringTok"/>
-        </w:rPr>
-        <w:t xml:space="preserve">"wheel"</w:t>
-      </w:r>
-      <w:r>
-        <w:rPr>
-          <w:rStyle w:val="OperatorTok"/>
-        </w:rPr>
-        <w:t xml:space="preserve">]</w:t>
-      </w:r>
-      <w:r>
-        <w:br/>
-      </w:r>
-      <w:r>
-        <w:rPr>
-          <w:rStyle w:val="DataTypeTok"/>
-        </w:rPr>
-        <w:t xml:space="preserve">build-backend</w:t>
-      </w:r>
-      <w:r>
-        <w:rPr>
-          <w:rStyle w:val="NormalTok"/>
-        </w:rPr>
-        <w:t xml:space="preserve"> </w:t>
-      </w:r>
-      <w:r>
-        <w:rPr>
-          <w:rStyle w:val="OperatorTok"/>
-        </w:rPr>
-        <w:t xml:space="preserve">=</w:t>
-      </w:r>
-      <w:r>
-        <w:rPr>
-          <w:rStyle w:val="NormalTok"/>
-        </w:rPr>
-        <w:t xml:space="preserve"> </w:t>
-      </w:r>
-      <w:r>
-        <w:rPr>
-          <w:rStyle w:val="StringTok"/>
-        </w:rPr>
-        <w:t xml:space="preserve">"setuptools.build_meta"</w:t>
-      </w:r>
-      <w:r>
-        <w:br/>
-      </w:r>
-      <w:r>
-        <w:br/>
-      </w:r>
-      <w:r>
-        <w:rPr>
-          <w:rStyle w:val="KeywordTok"/>
-        </w:rPr>
-        <w:t xml:space="preserve">[project]</w:t>
-      </w:r>
-      <w:r>
-        <w:br/>
-      </w:r>
-      <w:r>
-        <w:rPr>
-          <w:rStyle w:val="DataTypeTok"/>
-        </w:rPr>
-        <w:t xml:space="preserve">name</w:t>
-      </w:r>
-      <w:r>
-        <w:rPr>
-          <w:rStyle w:val="NormalTok"/>
-        </w:rPr>
-        <w:t xml:space="preserve"> </w:t>
-      </w:r>
-      <w:r>
-        <w:rPr>
-          <w:rStyle w:val="OperatorTok"/>
-        </w:rPr>
-        <w:t xml:space="preserve">=</w:t>
-      </w:r>
-      <w:r>
-        <w:rPr>
-          <w:rStyle w:val="NormalTok"/>
-        </w:rPr>
-        <w:t xml:space="preserve"> </w:t>
-      </w:r>
-      <w:r>
-        <w:rPr>
-          <w:rStyle w:val="StringTok"/>
-        </w:rPr>
-        <w:t xml:space="preserve">"aats"</w:t>
-      </w:r>
-      <w:r>
-        <w:br/>
-      </w:r>
-      <w:r>
-        <w:rPr>
-          <w:rStyle w:val="DataTypeTok"/>
-        </w:rPr>
-        <w:t xml:space="preserve">version</w:t>
-      </w:r>
-      <w:r>
-        <w:rPr>
-          <w:rStyle w:val="NormalTok"/>
-        </w:rPr>
-        <w:t xml:space="preserve"> </w:t>
-      </w:r>
-      <w:r>
-        <w:rPr>
-          <w:rStyle w:val="OperatorTok"/>
-        </w:rPr>
-        <w:t xml:space="preserve">=</w:t>
-      </w:r>
-      <w:r>
-        <w:rPr>
-          <w:rStyle w:val="NormalTok"/>
-        </w:rPr>
-        <w:t xml:space="preserve"> </w:t>
-      </w:r>
-      <w:r>
-        <w:rPr>
-          <w:rStyle w:val="StringTok"/>
-        </w:rPr>
-        <w:t xml:space="preserve">"0.1.0"</w:t>
-      </w:r>
-      <w:r>
-        <w:br/>
-      </w:r>
-      <w:r>
-        <w:rPr>
-          <w:rStyle w:val="DataTypeTok"/>
-        </w:rPr>
-        <w:t xml:space="preserve">description</w:t>
-      </w:r>
-      <w:r>
-        <w:rPr>
-          <w:rStyle w:val="NormalTok"/>
-        </w:rPr>
-        <w:t xml:space="preserve"> </w:t>
-      </w:r>
-      <w:r>
-        <w:rPr>
-          <w:rStyle w:val="OperatorTok"/>
-        </w:rPr>
-        <w:t xml:space="preserve">=</w:t>
-      </w:r>
-      <w:r>
-        <w:rPr>
-          <w:rStyle w:val="NormalTok"/>
-        </w:rPr>
-        <w:t xml:space="preserve"> </w:t>
-      </w:r>
-      <w:r>
-        <w:rPr>
-          <w:rStyle w:val="StringTok"/>
-        </w:rPr>
-        <w:t xml:space="preserve">"AI Autonomous Trading System reference implementation skeleton"</w:t>
-      </w:r>
-      <w:r>
-        <w:br/>
-      </w:r>
-      <w:r>
-        <w:rPr>
-          <w:rStyle w:val="DataTypeTok"/>
-        </w:rPr>
-        <w:t xml:space="preserve">requires-python</w:t>
-      </w:r>
-      <w:r>
-        <w:rPr>
-          <w:rStyle w:val="NormalTok"/>
-        </w:rPr>
-        <w:t xml:space="preserve"> </w:t>
-      </w:r>
-      <w:r>
-        <w:rPr>
-          <w:rStyle w:val="OperatorTok"/>
-        </w:rPr>
-        <w:t xml:space="preserve">=</w:t>
-      </w:r>
-      <w:r>
-        <w:rPr>
-          <w:rStyle w:val="NormalTok"/>
-        </w:rPr>
-        <w:t xml:space="preserve"> </w:t>
-      </w:r>
-      <w:r>
-        <w:rPr>
-          <w:rStyle w:val="StringTok"/>
-        </w:rPr>
-        <w:t xml:space="preserve">"&gt;=3.11"</w:t>
-      </w:r>
-      <w:r>
-        <w:br/>
-      </w:r>
-      <w:r>
-        <w:rPr>
-          <w:rStyle w:val="DataTypeTok"/>
-        </w:rPr>
-        <w:t xml:space="preserve">dependencies</w:t>
-      </w:r>
-      <w:r>
-        <w:rPr>
-          <w:rStyle w:val="NormalTok"/>
-        </w:rPr>
-        <w:t xml:space="preserve"> </w:t>
-      </w:r>
-      <w:r>
-        <w:rPr>
-          <w:rStyle w:val="OperatorTok"/>
-        </w:rPr>
-        <w:t xml:space="preserve">=</w:t>
-      </w:r>
-      <w:r>
-        <w:rPr>
-          <w:rStyle w:val="NormalTok"/>
-        </w:rPr>
-        <w:t xml:space="preserve"> </w:t>
-      </w:r>
-      <w:r>
-        <w:rPr>
-          <w:rStyle w:val="OperatorTok"/>
-        </w:rPr>
-        <w:t xml:space="preserve">[</w:t>
-      </w:r>
-      <w:r>
-        <w:br/>
-      </w:r>
-      <w:r>
-        <w:rPr>
-          <w:rStyle w:val="NormalTok"/>
-        </w:rPr>
-        <w:t xml:space="preserve">  </w:t>
-      </w:r>
-      <w:r>
-        <w:rPr>
-          <w:rStyle w:val="StringTok"/>
-        </w:rPr>
-        <w:t xml:space="preserve">"pydantic&gt;=2.7"</w:t>
-      </w:r>
-      <w:r>
-        <w:rPr>
-          <w:rStyle w:val="OperatorTok"/>
-        </w:rPr>
-        <w:t xml:space="preserve">,</w:t>
-      </w:r>
-      <w:r>
-        <w:br/>
-      </w:r>
-      <w:r>
-        <w:rPr>
-          <w:rStyle w:val="NormalTok"/>
-        </w:rPr>
-        <w:t xml:space="preserve">  </w:t>
-      </w:r>
-      <w:r>
-        <w:rPr>
-          <w:rStyle w:val="StringTok"/>
-        </w:rPr>
-        <w:t xml:space="preserve">"pydantic-settings&gt;=2.2"</w:t>
-      </w:r>
-      <w:r>
-        <w:rPr>
-          <w:rStyle w:val="OperatorTok"/>
-        </w:rPr>
-        <w:t xml:space="preserve">,</w:t>
-      </w:r>
-      <w:r>
-        <w:br/>
-      </w:r>
-      <w:r>
-        <w:rPr>
-          <w:rStyle w:val="NormalTok"/>
-        </w:rPr>
-        <w:t xml:space="preserve">  </w:t>
-      </w:r>
-      <w:r>
-        <w:rPr>
-          <w:rStyle w:val="StringTok"/>
-        </w:rPr>
-        <w:t xml:space="preserve">"fastapi&gt;=0.115"</w:t>
-      </w:r>
-      <w:r>
-        <w:rPr>
-          <w:rStyle w:val="OperatorTok"/>
-        </w:rPr>
-        <w:t xml:space="preserve">,</w:t>
-      </w:r>
-      <w:r>
-        <w:br/>
-      </w:r>
-      <w:r>
-        <w:rPr>
-          <w:rStyle w:val="NormalTok"/>
-        </w:rPr>
-        <w:t xml:space="preserve">  </w:t>
-      </w:r>
-      <w:r>
-        <w:rPr>
-          <w:rStyle w:val="StringTok"/>
-        </w:rPr>
-        <w:t xml:space="preserve">"uvicorn&gt;=0.30"</w:t>
-      </w:r>
-      <w:r>
-        <w:rPr>
-          <w:rStyle w:val="OperatorTok"/>
-        </w:rPr>
-        <w:t xml:space="preserve">,</w:t>
-      </w:r>
-      <w:r>
-        <w:br/>
-      </w:r>
-      <w:r>
-        <w:rPr>
-          <w:rStyle w:val="NormalTok"/>
-        </w:rPr>
-        <w:t xml:space="preserve">  </w:t>
-      </w:r>
-      <w:r>
-        <w:rPr>
-          <w:rStyle w:val="StringTok"/>
-        </w:rPr>
-        <w:t xml:space="preserve">"sqlalchemy&gt;=2.0"</w:t>
-      </w:r>
-      <w:r>
-        <w:rPr>
-          <w:rStyle w:val="OperatorTok"/>
-        </w:rPr>
-        <w:t xml:space="preserve">,</w:t>
-      </w:r>
-      <w:r>
-        <w:br/>
-      </w:r>
-      <w:r>
-        <w:rPr>
-          <w:rStyle w:val="NormalTok"/>
-        </w:rPr>
-        <w:t xml:space="preserve">  </w:t>
-      </w:r>
-      <w:r>
-        <w:rPr>
-          <w:rStyle w:val="StringTok"/>
-        </w:rPr>
-        <w:t xml:space="preserve">"psycopg[binary]&gt;=3.2"</w:t>
-      </w:r>
-      <w:r>
-        <w:rPr>
-          <w:rStyle w:val="OperatorTok"/>
-        </w:rPr>
-        <w:t xml:space="preserve">,</w:t>
-      </w:r>
-      <w:r>
-        <w:br/>
-      </w:r>
-      <w:r>
-        <w:rPr>
-          <w:rStyle w:val="NormalTok"/>
-        </w:rPr>
-        <w:t xml:space="preserve">  </w:t>
-      </w:r>
-      <w:r>
-        <w:rPr>
-          <w:rStyle w:val="StringTok"/>
-        </w:rPr>
-        <w:t xml:space="preserve">"httpx&gt;=0.27"</w:t>
-      </w:r>
-      <w:r>
-        <w:rPr>
-          <w:rStyle w:val="OperatorTok"/>
-        </w:rPr>
-        <w:t xml:space="preserve">,</w:t>
-      </w:r>
-      <w:r>
-        <w:br/>
-      </w:r>
-      <w:r>
-        <w:rPr>
-          <w:rStyle w:val="NormalTok"/>
-        </w:rPr>
-        <w:t xml:space="preserve">  </w:t>
-      </w:r>
-      <w:r>
-        <w:rPr>
-          <w:rStyle w:val="StringTok"/>
-        </w:rPr>
-        <w:t xml:space="preserve">"orjson&gt;=3.10"</w:t>
-      </w:r>
-      <w:r>
-        <w:rPr>
-          <w:rStyle w:val="OperatorTok"/>
-        </w:rPr>
-        <w:t xml:space="preserve">,</w:t>
-      </w:r>
-      <w:r>
-        <w:br/>
-      </w:r>
-      <w:r>
-        <w:rPr>
-          <w:rStyle w:val="NormalTok"/>
-        </w:rPr>
-        <w:t xml:space="preserve">  </w:t>
-      </w:r>
-      <w:r>
-        <w:rPr>
-          <w:rStyle w:val="StringTok"/>
-        </w:rPr>
-        <w:t xml:space="preserve">"pyyaml&gt;=6.0"</w:t>
-      </w:r>
-      <w:r>
-        <w:rPr>
-          <w:rStyle w:val="OperatorTok"/>
-        </w:rPr>
-        <w:t xml:space="preserve">,</w:t>
-      </w:r>
-      <w:r>
-        <w:br/>
-      </w:r>
-      <w:r>
-        <w:rPr>
-          <w:rStyle w:val="NormalTok"/>
-        </w:rPr>
-        <w:t xml:space="preserve">  </w:t>
-      </w:r>
-      <w:r>
-        <w:rPr>
-          <w:rStyle w:val="StringTok"/>
-        </w:rPr>
-        <w:t xml:space="preserve">"tenacity&gt;=9.0"</w:t>
-      </w:r>
-      <w:r>
-        <w:rPr>
-          <w:rStyle w:val="OperatorTok"/>
-        </w:rPr>
-        <w:t xml:space="preserve">,</w:t>
-      </w:r>
-      <w:r>
-        <w:br/>
-      </w:r>
-      <w:r>
-        <w:rPr>
-          <w:rStyle w:val="NormalTok"/>
-        </w:rPr>
-        <w:t xml:space="preserve">  </w:t>
-      </w:r>
-      <w:r>
-        <w:rPr>
-          <w:rStyle w:val="StringTok"/>
-        </w:rPr>
-        <w:t xml:space="preserve">"structlog&gt;=24.4"</w:t>
-      </w:r>
-      <w:r>
-        <w:rPr>
-          <w:rStyle w:val="OperatorTok"/>
-        </w:rPr>
-        <w:t xml:space="preserve">,</w:t>
-      </w:r>
-      <w:r>
-        <w:br/>
-      </w:r>
-      <w:r>
-        <w:rPr>
-          <w:rStyle w:val="OperatorTok"/>
-        </w:rPr>
-        <w:t xml:space="preserve">]</w:t>
-      </w:r>
-      <w:r>
-        <w:br/>
-      </w:r>
-      <w:r>
-        <w:br/>
-      </w:r>
-      <w:r>
-        <w:rPr>
-          <w:rStyle w:val="KeywordTok"/>
-        </w:rPr>
-        <w:t xml:space="preserve">[tool.setuptools.packages.find]</w:t>
-      </w:r>
-      <w:r>
-        <w:br/>
-      </w:r>
-      <w:r>
-        <w:rPr>
-          <w:rStyle w:val="DataTypeTok"/>
-        </w:rPr>
-        <w:t xml:space="preserve">include</w:t>
-      </w:r>
-      <w:r>
-        <w:rPr>
-          <w:rStyle w:val="NormalTok"/>
-        </w:rPr>
-        <w:t xml:space="preserve"> </w:t>
-      </w:r>
-      <w:r>
-        <w:rPr>
-          <w:rStyle w:val="OperatorTok"/>
-        </w:rPr>
-        <w:t xml:space="preserve">=</w:t>
-      </w:r>
-      <w:r>
-        <w:rPr>
-          <w:rStyle w:val="NormalTok"/>
-        </w:rPr>
-        <w:t xml:space="preserve"> </w:t>
-      </w:r>
-      <w:r>
-        <w:rPr>
-          <w:rStyle w:val="OperatorTok"/>
-        </w:rPr>
-        <w:t xml:space="preserve">[</w:t>
-      </w:r>
-      <w:r>
-        <w:rPr>
-          <w:rStyle w:val="StringTok"/>
-        </w:rPr>
-        <w:t xml:space="preserve">"aats*"</w:t>
-      </w:r>
-      <w:r>
-        <w:rPr>
-          <w:rStyle w:val="OperatorTok"/>
-        </w:rPr>
-        <w:t xml:space="preserve">]</w:t>
+        <w:t>[build-system]</w:t>
+        <w:br/>
+        <w:t>requires = ["setuptools&gt;=68", "wheel"]</w:t>
+        <w:br/>
+        <w:t>build-backend = "setuptools.build_meta"</w:t>
+        <w:br/>
+        <w:br/>
+        <w:t>[project]</w:t>
+        <w:br/>
+        <w:t>name = "aats"</w:t>
+        <w:br/>
+        <w:t>version = "0.1.0"</w:t>
+        <w:br/>
+        <w:t>description = "AI-assisted trading system reference implementation for stable profitability and AI capital growth"</w:t>
+        <w:br/>
+        <w:t>requires-python = "&gt;=3.11"</w:t>
+        <w:br/>
+        <w:t>dependencies = [</w:t>
+        <w:br/>
+        <w:t xml:space="preserve">  "pydantic&gt;=2.7",</w:t>
+        <w:br/>
+        <w:t xml:space="preserve">  "pydantic-settings&gt;=2.2",</w:t>
+        <w:br/>
+        <w:t xml:space="preserve">  "fastapi&gt;=0.115",</w:t>
+        <w:br/>
+        <w:t xml:space="preserve">  "uvicorn&gt;=0.30",</w:t>
+        <w:br/>
+        <w:t xml:space="preserve">  "sqlalchemy&gt;=2.0",</w:t>
+        <w:br/>
+        <w:t xml:space="preserve">  "psycopg[binary]&gt;=3.2",</w:t>
+        <w:br/>
+        <w:t xml:space="preserve">  "httpx&gt;=0.27",</w:t>
+        <w:br/>
+        <w:t xml:space="preserve">  "orjson&gt;=3.10",</w:t>
+        <w:br/>
+        <w:t xml:space="preserve">  "pyyaml&gt;=6.0",</w:t>
+        <w:br/>
+        <w:t xml:space="preserve">  "tenacity&gt;=9.0",</w:t>
+        <w:br/>
+        <w:t xml:space="preserve">  "structlog&gt;=24.4",</w:t>
+        <w:br/>
+        <w:t>]</w:t>
+        <w:br/>
+        <w:br/>
+        <w:t>[tool.setuptools.packages.find]</w:t>
+        <w:br/>
+        <w:t>include = ["aats*"]</w:t>
       </w:r>
     </w:p>
     <w:p>
